--- a/project-doc.docx
+++ b/project-doc.docx
@@ -8,10 +8,10 @@
           <w:noProof/>
         </w:rPr>
         <w:drawing>
-          <wp:inline distT="0" distB="0" distL="0" distR="0" wp14:anchorId="439A1723" wp14:editId="7E848568">
-            <wp:extent cx="5943600" cy="1652905"/>
-            <wp:effectExtent l="0" t="0" r="0" b="4445"/>
-            <wp:docPr id="1833495219" name="Picture 1"/>
+          <wp:inline distT="0" distB="0" distL="0" distR="0" wp14:anchorId="2DB027FC" wp14:editId="67D47A32">
+            <wp:extent cx="6603365" cy="1904817"/>
+            <wp:effectExtent l="0" t="0" r="6985" b="635"/>
+            <wp:docPr id="1761121090" name="Picture 1" descr="A screenshot of a computer&#10;&#10;Description automatically generated"/>
             <wp:cNvGraphicFramePr>
               <a:graphicFrameLocks xmlns:a="http://schemas.openxmlformats.org/drawingml/2006/main" noChangeAspect="1"/>
             </wp:cNvGraphicFramePr>
@@ -19,13 +19,13 @@
               <a:graphicData uri="http://schemas.openxmlformats.org/drawingml/2006/picture">
                 <pic:pic xmlns:pic="http://schemas.openxmlformats.org/drawingml/2006/picture">
                   <pic:nvPicPr>
-                    <pic:cNvPr id="0" name="Picture 1"/>
+                    <pic:cNvPr id="1761121090" name="Picture 1" descr="A screenshot of a computer&#10;&#10;Description automatically generated"/>
                     <pic:cNvPicPr>
                       <a:picLocks noChangeAspect="1" noChangeArrowheads="1"/>
                     </pic:cNvPicPr>
                   </pic:nvPicPr>
                   <pic:blipFill>
-                    <a:blip r:embed="rId4">
+                    <a:blip r:embed="rId4" cstate="print">
                       <a:extLst>
                         <a:ext uri="{28A0092B-C50C-407E-A947-70E740481C1C}">
                           <a14:useLocalDpi xmlns:a14="http://schemas.microsoft.com/office/drawing/2010/main" val="0"/>
@@ -40,7 +40,7 @@
                   <pic:spPr bwMode="auto">
                     <a:xfrm>
                       <a:off x="0" y="0"/>
-                      <a:ext cx="5943600" cy="1652905"/>
+                      <a:ext cx="6663481" cy="1922158"/>
                     </a:xfrm>
                     <a:prstGeom prst="rect">
                       <a:avLst/>
@@ -57,6 +57,62 @@
         </w:drawing>
       </w:r>
     </w:p>
+    <w:p/>
+    <w:p>
+      <w:r>
+        <w:rPr>
+          <w:b/>
+          <w:bCs/>
+        </w:rPr>
+        <w:t>Background</w:t>
+      </w:r>
+      <w:r>
+        <w:t> </w:t>
+      </w:r>
+    </w:p>
+    <w:p>
+      <w:r>
+        <w:t xml:space="preserve">This </w:t>
+      </w:r>
+      <w:proofErr w:type="spellStart"/>
+      <w:r>
+        <w:t>evmdmsuppliertosailpoint</w:t>
+      </w:r>
+      <w:proofErr w:type="spellEnd"/>
+      <w:r>
+        <w:t xml:space="preserve"> is an application which fetches supplier and contact related information from </w:t>
+      </w:r>
+      <w:proofErr w:type="spellStart"/>
+      <w:r>
+        <w:t>reltio</w:t>
+      </w:r>
+      <w:proofErr w:type="spellEnd"/>
+      <w:r>
+        <w:t xml:space="preserve"> based on the entity id. The input payload for this application is received in the queue from an enriched application. </w:t>
+      </w:r>
+    </w:p>
+    <w:p>
+      <w:r>
+        <w:t xml:space="preserve">After processing the data from </w:t>
+      </w:r>
+      <w:proofErr w:type="spellStart"/>
+      <w:r>
+        <w:t>reltio</w:t>
+      </w:r>
+      <w:proofErr w:type="spellEnd"/>
+      <w:r>
+        <w:t xml:space="preserve"> this app maps the fields to the </w:t>
+      </w:r>
+      <w:proofErr w:type="spellStart"/>
+      <w:r>
+        <w:t>sailpoint</w:t>
+      </w:r>
+      <w:proofErr w:type="spellEnd"/>
+      <w:r>
+        <w:t xml:space="preserve"> fields to store the relevant data. This application will use three methods GET, PUT and POST. </w:t>
+      </w:r>
+    </w:p>
+    <w:p/>
     <w:sectPr>
       <w:pgSz w:w="12240" w:h="15840"/>
       <w:pgMar w:top="1440" w:right="1440" w:bottom="1440" w:left="1440" w:header="720" w:footer="720" w:gutter="0"/>
@@ -668,7 +724,6 @@
   <w:style w:type="character" w:default="1" w:styleId="DefaultParagraphFont">
     <w:name w:val="Default Paragraph Font"/>
     <w:uiPriority w:val="1"/>
-    <w:semiHidden/>
     <w:unhideWhenUsed/>
   </w:style>
   <w:style w:type="table" w:default="1" w:styleId="TableNormal">
